--- a/hin/docx/35.content.docx
+++ b/hin/docx/35.content.docx
@@ -19,7 +19,7 @@
         <w:rPr>
           <w:lang w:val="hi_IN" w:bidi="hi_IN"/>
         </w:rPr>
-        <w:t>Resource: अध्ययन नोट्स - पुस्तक परिचय (टिंडेल)</w:t>
+        <w:t>Resource: Tyndale Open Study Notes</w:t>
       </w:r>
       <w:r>
         <w:rPr>
@@ -112,7 +112,7 @@
         <w:rPr>
           <w:lang w:val="hi_IN" w:bidi="hi_IN"/>
         </w:rPr>
-        <w:t>अध्ययन नोट्स - पुस्तक परिचय (टिंडेल)</w:t>
+        <w:t>Tyndale Open Study Notes</w:t>
       </w:r>
     </w:p>
     <w:p>

--- a/hin/docx/35.content.docx
+++ b/hin/docx/35.content.docx
@@ -19,7 +19,7 @@
         <w:rPr>
           <w:lang w:val="hi_IN" w:bidi="hi_IN"/>
         </w:rPr>
-        <w:t>Resource: Tyndale Open Study Notes</w:t>
+        <w:t>Resource: Aquifer Open Study Notes (Book Intros)</w:t>
       </w:r>
       <w:r>
         <w:rPr>
@@ -112,7 +112,7 @@
         <w:rPr>
           <w:lang w:val="hi_IN" w:bidi="hi_IN"/>
         </w:rPr>
-        <w:t>Tyndale Open Study Notes</w:t>
+        <w:t>Aquifer Open Study Notes (Book Intros)</w:t>
       </w:r>
     </w:p>
     <w:p>

--- a/hin/docx/35.content.docx
+++ b/hin/docx/35.content.docx
@@ -330,72 +330,48 @@
         </w:rPr>
         <w:t xml:space="preserve">ईश्वर भक्त राजा योशियाह (ई.पू. 640–609) के अंतिम वर्षों को छोड़कर, मनश्शे (ई.पू. 697–642) के दुष्ट शासन से लेकर यरूशलेम के पतन (ई.पू. 586) तक यहूदी समाज में हिंसा और अन्याय भरा रहा। कई मायनों में मनश्शे अपने ईश्वरभक्त पिता, हिजकिय्याह के विपरीत थे (देखें </w:t>
       </w:r>
-      <w:hyperlink r:id="rId13">
-        <w:r>
-          <w:rPr>
-            <w:lang w:val="hi_IN" w:bidi="hi_IN"/>
-          </w:rPr>
-          <w:rPr>
-            <w:color w:val="0000EE"/>
-            <w:u w:val="single"/>
-          </w:rPr>
-          <w:t>2 रा 21:1–9</w:t>
-        </w:r>
-      </w:hyperlink>
+      <w:r>
+        <w:rPr>
+          <w:lang w:val="hi_IN" w:bidi="hi_IN"/>
+        </w:rPr>
+        <w:t>2 रा 21:1–9</w:t>
+      </w:r>
       <w:r>
         <w:rPr>
           <w:lang w:val="hi_IN" w:bidi="hi_IN"/>
         </w:rPr>
         <w:t xml:space="preserve">; </w:t>
       </w:r>
-      <w:hyperlink r:id="rId14">
-        <w:r>
-          <w:rPr>
-            <w:lang w:val="hi_IN" w:bidi="hi_IN"/>
-          </w:rPr>
-          <w:rPr>
-            <w:color w:val="0000EE"/>
-            <w:u w:val="single"/>
-          </w:rPr>
-          <w:t>2 इति 33:2–9</w:t>
-        </w:r>
-      </w:hyperlink>
+      <w:r>
+        <w:rPr>
+          <w:lang w:val="hi_IN" w:bidi="hi_IN"/>
+        </w:rPr>
+        <w:t>2 इति 33:2–9</w:t>
+      </w:r>
       <w:r>
         <w:rPr>
           <w:lang w:val="hi_IN" w:bidi="hi_IN"/>
         </w:rPr>
         <w:t>)। मनश्शे ने सक्रिय रूप से उन अन्यजाति रीति-रिवाजों को बढ़ावा दिया जो कनान के पूर्व-इस्राएली निवासियों ने अपनाए थे। यह स्वधर्मत्याग यहूदा के विनाश का कारण बना। मनश्शे के बाद का पश्चाताप और उसकी पूर्व की बुराइयों को समाप्त करने के प्रयास (</w:t>
       </w:r>
-      <w:hyperlink r:id="rId15">
-        <w:r>
-          <w:rPr>
-            <w:lang w:val="hi_IN" w:bidi="hi_IN"/>
-          </w:rPr>
-          <w:rPr>
-            <w:color w:val="0000EE"/>
-            <w:u w:val="single"/>
-          </w:rPr>
-          <w:t>2 इति 33:15–19</w:t>
-        </w:r>
-      </w:hyperlink>
+      <w:r>
+        <w:rPr>
+          <w:lang w:val="hi_IN" w:bidi="hi_IN"/>
+        </w:rPr>
+        <w:t>2 इति 33:15–19</w:t>
+      </w:r>
       <w:r>
         <w:rPr>
           <w:lang w:val="hi_IN" w:bidi="hi_IN"/>
         </w:rPr>
         <w:t>) स्थायी परिवर्तन नहीं ला सके, और उनके पुत्र आमोन ने अन्यजाति प्रथाओं को फिर से शुरू किया (</w:t>
       </w:r>
-      <w:hyperlink r:id="rId16">
-        <w:r>
-          <w:rPr>
-            <w:lang w:val="hi_IN" w:bidi="hi_IN"/>
-          </w:rPr>
-          <w:rPr>
-            <w:color w:val="0000EE"/>
-            <w:u w:val="single"/>
-          </w:rPr>
-          <w:t>2 रा 21:21–22</w:t>
-        </w:r>
-      </w:hyperlink>
+      <w:r>
+        <w:rPr>
+          <w:lang w:val="hi_IN" w:bidi="hi_IN"/>
+        </w:rPr>
+        <w:t>2 रा 21:21–22</w:t>
+      </w:r>
       <w:r>
         <w:rPr>
           <w:lang w:val="hi_IN" w:bidi="hi_IN"/>
@@ -414,126 +390,84 @@
         </w:rPr>
         <w:t>, और योशियाह के सुधार प्रयास (</w:t>
       </w:r>
-      <w:hyperlink r:id="rId17">
-        <w:r>
-          <w:rPr>
-            <w:lang w:val="hi_IN" w:bidi="hi_IN"/>
-          </w:rPr>
-          <w:rPr>
-            <w:color w:val="0000EE"/>
-            <w:u w:val="single"/>
-          </w:rPr>
-          <w:t>2 इति 34:1–35:19</w:t>
-        </w:r>
-      </w:hyperlink>
+      <w:r>
+        <w:rPr>
+          <w:lang w:val="hi_IN" w:bidi="hi_IN"/>
+        </w:rPr>
+        <w:t>2 इति 34:1–35:19</w:t>
+      </w:r>
       <w:r>
         <w:rPr>
           <w:lang w:val="hi_IN" w:bidi="hi_IN"/>
         </w:rPr>
         <w:t>) भी स्थायी परिवर्तन नहीं ला सके। यहूदा के बाद के सभी राजा अपनी दुष्टता के लिए निंदा किए गए (</w:t>
       </w:r>
-      <w:hyperlink r:id="rId18">
-        <w:r>
-          <w:rPr>
-            <w:lang w:val="hi_IN" w:bidi="hi_IN"/>
-          </w:rPr>
-          <w:rPr>
-            <w:color w:val="0000EE"/>
-            <w:u w:val="single"/>
-          </w:rPr>
-          <w:t>2 रा 23:32</w:t>
-        </w:r>
-      </w:hyperlink>
+      <w:r>
+        <w:rPr>
+          <w:lang w:val="hi_IN" w:bidi="hi_IN"/>
+        </w:rPr>
+        <w:t>2 रा 23:32</w:t>
+      </w:r>
       <w:r>
         <w:rPr>
           <w:lang w:val="hi_IN" w:bidi="hi_IN"/>
         </w:rPr>
         <w:t xml:space="preserve">, </w:t>
       </w:r>
-      <w:hyperlink r:id="rId19">
-        <w:r>
-          <w:rPr>
-            <w:lang w:val="hi_IN" w:bidi="hi_IN"/>
-          </w:rPr>
-          <w:rPr>
-            <w:color w:val="0000EE"/>
-            <w:u w:val="single"/>
-          </w:rPr>
-          <w:t>37</w:t>
-        </w:r>
-      </w:hyperlink>
+      <w:r>
+        <w:rPr>
+          <w:lang w:val="hi_IN" w:bidi="hi_IN"/>
+        </w:rPr>
+        <w:t>37</w:t>
+      </w:r>
       <w:r>
         <w:rPr>
           <w:lang w:val="hi_IN" w:bidi="hi_IN"/>
         </w:rPr>
         <w:t xml:space="preserve">; </w:t>
       </w:r>
-      <w:hyperlink r:id="rId20">
-        <w:r>
-          <w:rPr>
-            <w:lang w:val="hi_IN" w:bidi="hi_IN"/>
-          </w:rPr>
-          <w:rPr>
-            <w:color w:val="0000EE"/>
-            <w:u w:val="single"/>
-          </w:rPr>
-          <w:t>24:19</w:t>
-        </w:r>
-      </w:hyperlink>
+      <w:r>
+        <w:rPr>
+          <w:lang w:val="hi_IN" w:bidi="hi_IN"/>
+        </w:rPr>
+        <w:t>24:19</w:t>
+      </w:r>
       <w:r>
         <w:rPr>
           <w:lang w:val="hi_IN" w:bidi="hi_IN"/>
         </w:rPr>
         <w:t xml:space="preserve">; </w:t>
       </w:r>
-      <w:hyperlink r:id="rId21">
-        <w:r>
-          <w:rPr>
-            <w:lang w:val="hi_IN" w:bidi="hi_IN"/>
-          </w:rPr>
-          <w:rPr>
-            <w:color w:val="0000EE"/>
-            <w:u w:val="single"/>
-          </w:rPr>
-          <w:t>यिर्म 22</w:t>
-        </w:r>
-      </w:hyperlink>
+      <w:r>
+        <w:rPr>
+          <w:lang w:val="hi_IN" w:bidi="hi_IN"/>
+        </w:rPr>
+        <w:t>यिर्म 22</w:t>
+      </w:r>
       <w:r>
         <w:rPr>
           <w:lang w:val="hi_IN" w:bidi="hi_IN"/>
         </w:rPr>
         <w:t xml:space="preserve">; </w:t>
       </w:r>
-      <w:hyperlink r:id="rId22">
-        <w:r>
-          <w:rPr>
-            <w:lang w:val="hi_IN" w:bidi="hi_IN"/>
-          </w:rPr>
-          <w:rPr>
-            <w:color w:val="0000EE"/>
-            <w:u w:val="single"/>
-          </w:rPr>
-          <w:t>27:1–22</w:t>
-        </w:r>
-      </w:hyperlink>
+      <w:r>
+        <w:rPr>
+          <w:lang w:val="hi_IN" w:bidi="hi_IN"/>
+        </w:rPr>
+        <w:t>27:1–22</w:t>
+      </w:r>
       <w:r>
         <w:rPr>
           <w:lang w:val="hi_IN" w:bidi="hi_IN"/>
         </w:rPr>
         <w:t xml:space="preserve">; </w:t>
       </w:r>
-      <w:hyperlink r:id="rId23">
-        <w:r>
-          <w:rPr>
-            <w:lang w:val="hi_IN" w:bidi="hi_IN"/>
-          </w:rPr>
-          <w:rPr>
-            <w:color w:val="0000EE"/>
-            <w:u w:val="single"/>
-          </w:rPr>
-          <w:t>36:30–31</w:t>
-        </w:r>
-      </w:hyperlink>
+      <w:r>
+        <w:rPr>
+          <w:lang w:val="hi_IN" w:bidi="hi_IN"/>
+        </w:rPr>
+        <w:t>36:30–31</w:t>
+      </w:r>
       <w:r>
         <w:rPr>
           <w:lang w:val="hi_IN" w:bidi="hi_IN"/>
@@ -566,18 +500,12 @@
         </w:rPr>
         <w:t xml:space="preserve">बाहरी और आंतरिक रूप से, यहूदा राष्ट्र एक अस्थिर स्थिति में था। यह यहूदा के इतिहास की इस अंतिम, दुखद अवधि के दौरान था जब यह एक स्वतंत्र राज्य था और इस समय हबक्कूक भविष्यद्वक्ता के रूप में जीवित थे और सेवा कर रहे थे (देखें </w:t>
       </w:r>
-      <w:hyperlink r:id="rId24">
-        <w:r>
-          <w:rPr>
-            <w:lang w:val="hi_IN" w:bidi="hi_IN"/>
-          </w:rPr>
-          <w:rPr>
-            <w:color w:val="0000EE"/>
-            <w:u w:val="single"/>
-          </w:rPr>
-          <w:t>हब 1:2–4</w:t>
-        </w:r>
-      </w:hyperlink>
+      <w:r>
+        <w:rPr>
+          <w:lang w:val="hi_IN" w:bidi="hi_IN"/>
+        </w:rPr>
+        <w:t>हब 1:2–4</w:t>
+      </w:r>
       <w:r>
         <w:rPr>
           <w:lang w:val="hi_IN" w:bidi="hi_IN"/>
@@ -609,36 +537,24 @@
         </w:rPr>
         <w:t>हबक्कूक की भविष्यवाणी परमेश्वर और भविष्यद्वक्ता के बीच एक संवाद है। प्रारंभिक पदों में, हबक्कूक यहूदा के हिंसक समाज पर विचार करते हैं। वह समझ नहीं पाते कि परमेश्वर यहूदा के पाप को अनदेखा क्यों कर रहे हैं। हबक्कूक को लगता है कि उनकी बार-बार की पुकार के बावजूद, परमेश्वर उसकी सुन नहीं रहे हैं (</w:t>
       </w:r>
-      <w:hyperlink r:id="rId24">
-        <w:r>
-          <w:rPr>
-            <w:lang w:val="hi_IN" w:bidi="hi_IN"/>
-          </w:rPr>
-          <w:rPr>
-            <w:color w:val="0000EE"/>
-            <w:u w:val="single"/>
-          </w:rPr>
-          <w:t>1:2–4</w:t>
-        </w:r>
-      </w:hyperlink>
+      <w:r>
+        <w:rPr>
+          <w:lang w:val="hi_IN" w:bidi="hi_IN"/>
+        </w:rPr>
+        <w:t>1:2–4</w:t>
+      </w:r>
       <w:r>
         <w:rPr>
           <w:lang w:val="hi_IN" w:bidi="hi_IN"/>
         </w:rPr>
         <w:t>)। परमेश्वर का पहला उत्तर यह है कि वह यहूदा की हिंसा से निपटने के लिए एक और भी अधिक हिंसक बाबेली लोगों को न्याय करने के लिए ला रहे हैं (</w:t>
       </w:r>
-      <w:hyperlink r:id="rId25">
-        <w:r>
-          <w:rPr>
-            <w:lang w:val="hi_IN" w:bidi="hi_IN"/>
-          </w:rPr>
-          <w:rPr>
-            <w:color w:val="0000EE"/>
-            <w:u w:val="single"/>
-          </w:rPr>
-          <w:t>1:5–11</w:t>
-        </w:r>
-      </w:hyperlink>
+      <w:r>
+        <w:rPr>
+          <w:lang w:val="hi_IN" w:bidi="hi_IN"/>
+        </w:rPr>
+        <w:t>1:5–11</w:t>
+      </w:r>
       <w:r>
         <w:rPr>
           <w:lang w:val="hi_IN" w:bidi="hi_IN"/>
@@ -659,54 +575,36 @@
         </w:rPr>
         <w:t>यह उत्तर हबक्कूक को और भी अधिक उलझन में डालता है (</w:t>
       </w:r>
-      <w:hyperlink r:id="rId26">
-        <w:r>
-          <w:rPr>
-            <w:lang w:val="hi_IN" w:bidi="hi_IN"/>
-          </w:rPr>
-          <w:rPr>
-            <w:color w:val="0000EE"/>
-            <w:u w:val="single"/>
-          </w:rPr>
-          <w:t>1:12–2:1</w:t>
-        </w:r>
-      </w:hyperlink>
+      <w:r>
+        <w:rPr>
+          <w:lang w:val="hi_IN" w:bidi="hi_IN"/>
+        </w:rPr>
+        <w:t>1:12–2:1</w:t>
+      </w:r>
       <w:r>
         <w:rPr>
           <w:lang w:val="hi_IN" w:bidi="hi_IN"/>
         </w:rPr>
         <w:t>)। यहूदा वास्तव में दुष्ट था, लेकिन परमेश्वर अपने ही लोगों को दण्डित करने के लिए और भी अधिक दुष्ट लोगों का उपयोग क्यों करेंगे? इस प्रश्न के उत्तर में परमेश्वर का ध्यान यहूदा और बाबेली दोनों को दण्डित करने में उनके न्याय पर केंद्रित है (</w:t>
       </w:r>
-      <w:hyperlink r:id="rId27">
-        <w:r>
-          <w:rPr>
-            <w:lang w:val="hi_IN" w:bidi="hi_IN"/>
-          </w:rPr>
-          <w:rPr>
-            <w:color w:val="0000EE"/>
-            <w:u w:val="single"/>
-          </w:rPr>
-          <w:t>2:2–5</w:t>
-        </w:r>
-      </w:hyperlink>
+      <w:r>
+        <w:rPr>
+          <w:lang w:val="hi_IN" w:bidi="hi_IN"/>
+        </w:rPr>
+        <w:t>2:2–5</w:t>
+      </w:r>
       <w:r>
         <w:rPr>
           <w:lang w:val="hi_IN" w:bidi="hi_IN"/>
         </w:rPr>
         <w:t>)। दोनों परमेश्वर के विश्वास और नैतिकता के मानकों को बनाए रखने में विफल रहे, और दोनों परमेश्वर के न्याय के योग्य थे। पाँच ताने वाले गीतों की एक श्रृंखला में (</w:t>
       </w:r>
-      <w:hyperlink r:id="rId28">
-        <w:r>
-          <w:rPr>
-            <w:lang w:val="hi_IN" w:bidi="hi_IN"/>
-          </w:rPr>
-          <w:rPr>
-            <w:color w:val="0000EE"/>
-            <w:u w:val="single"/>
-          </w:rPr>
-          <w:t>2:6–20</w:t>
-        </w:r>
-      </w:hyperlink>
+      <w:r>
+        <w:rPr>
+          <w:lang w:val="hi_IN" w:bidi="hi_IN"/>
+        </w:rPr>
+        <w:t>2:6–20</w:t>
+      </w:r>
       <w:r>
         <w:rPr>
           <w:lang w:val="hi_IN" w:bidi="hi_IN"/>
@@ -727,54 +625,36 @@
         </w:rPr>
         <w:t>अंतिम अध्याय हबक्कूक की प्रार्थना के साथ आरंभ होता है कि परमेश्वर यहूदा पर करुणा करें, भले ही वे उन्हें ताड़ना दे रहे हों (</w:t>
       </w:r>
-      <w:hyperlink r:id="rId29">
-        <w:r>
-          <w:rPr>
-            <w:lang w:val="hi_IN" w:bidi="hi_IN"/>
-          </w:rPr>
-          <w:rPr>
-            <w:color w:val="0000EE"/>
-            <w:u w:val="single"/>
-          </w:rPr>
-          <w:t>3:1–2</w:t>
-        </w:r>
-      </w:hyperlink>
+      <w:r>
+        <w:rPr>
+          <w:lang w:val="hi_IN" w:bidi="hi_IN"/>
+        </w:rPr>
+        <w:t>3:1–2</w:t>
+      </w:r>
       <w:r>
         <w:rPr>
           <w:lang w:val="hi_IN" w:bidi="hi_IN"/>
         </w:rPr>
         <w:t>)। हबक्कूक फिर एक स्तुति का भजन दर्ज करते हैं, जो निर्गमन के दौरान परमेश्वर द्वारा अपने लोगों के उद्धार के वर्णन पर काव्यात्मक रूप से विचार करता है (</w:t>
       </w:r>
-      <w:hyperlink r:id="rId30">
-        <w:r>
-          <w:rPr>
-            <w:lang w:val="hi_IN" w:bidi="hi_IN"/>
-          </w:rPr>
-          <w:rPr>
-            <w:color w:val="0000EE"/>
-            <w:u w:val="single"/>
-          </w:rPr>
-          <w:t>3:3–15</w:t>
-        </w:r>
-      </w:hyperlink>
+      <w:r>
+        <w:rPr>
+          <w:lang w:val="hi_IN" w:bidi="hi_IN"/>
+        </w:rPr>
+        <w:t>3:3–15</w:t>
+      </w:r>
       <w:r>
         <w:rPr>
           <w:lang w:val="hi_IN" w:bidi="hi_IN"/>
         </w:rPr>
         <w:t>)। हबक्कूक एक प्रतिबद्धता की घोषणा और स्तुति के स्वर के साथ समाप्त करते हैं (</w:t>
       </w:r>
-      <w:hyperlink r:id="rId31">
-        <w:r>
-          <w:rPr>
-            <w:lang w:val="hi_IN" w:bidi="hi_IN"/>
-          </w:rPr>
-          <w:rPr>
-            <w:color w:val="0000EE"/>
-            <w:u w:val="single"/>
-          </w:rPr>
-          <w:t>3:16–19</w:t>
-        </w:r>
-      </w:hyperlink>
+      <w:r>
+        <w:rPr>
+          <w:lang w:val="hi_IN" w:bidi="hi_IN"/>
+        </w:rPr>
+        <w:t>3:16–19</w:t>
+      </w:r>
       <w:r>
         <w:rPr>
           <w:lang w:val="hi_IN" w:bidi="hi_IN"/>
@@ -819,126 +699,84 @@
         </w:rPr>
         <w:t>नामक हस्तलिपि में, जो दानिय्येल की पुस्तक के अंत में यूनानी अनुवाद में शामिल एक कहानी है, उस में हबक्कूक को लेवियों के रूप में प्रस्तुत किया गया है। यदि यह सही है, तो यह तीसरे अध्याय में संगीत संबंधी टिप्पणियों को समझने में मदद कर सकता है (</w:t>
       </w:r>
-      <w:hyperlink r:id="rId32">
-        <w:r>
-          <w:rPr>
-            <w:lang w:val="hi_IN" w:bidi="hi_IN"/>
-          </w:rPr>
-          <w:rPr>
-            <w:color w:val="0000EE"/>
-            <w:u w:val="single"/>
-          </w:rPr>
-          <w:t>3:1</w:t>
-        </w:r>
-      </w:hyperlink>
+      <w:r>
+        <w:rPr>
+          <w:lang w:val="hi_IN" w:bidi="hi_IN"/>
+        </w:rPr>
+        <w:t>3:1</w:t>
+      </w:r>
       <w:r>
         <w:rPr>
           <w:lang w:val="hi_IN" w:bidi="hi_IN"/>
         </w:rPr>
         <w:t xml:space="preserve">, </w:t>
       </w:r>
-      <w:hyperlink r:id="rId33">
-        <w:r>
-          <w:rPr>
-            <w:lang w:val="hi_IN" w:bidi="hi_IN"/>
-          </w:rPr>
-          <w:rPr>
-            <w:color w:val="0000EE"/>
-            <w:u w:val="single"/>
-          </w:rPr>
-          <w:t>3</w:t>
-        </w:r>
-      </w:hyperlink>
+      <w:r>
+        <w:rPr>
+          <w:lang w:val="hi_IN" w:bidi="hi_IN"/>
+        </w:rPr>
+        <w:t>3</w:t>
+      </w:r>
       <w:r>
         <w:rPr>
           <w:lang w:val="hi_IN" w:bidi="hi_IN"/>
         </w:rPr>
         <w:t xml:space="preserve">, </w:t>
       </w:r>
-      <w:hyperlink r:id="rId34">
-        <w:r>
-          <w:rPr>
-            <w:lang w:val="hi_IN" w:bidi="hi_IN"/>
-          </w:rPr>
-          <w:rPr>
-            <w:color w:val="0000EE"/>
-            <w:u w:val="single"/>
-          </w:rPr>
-          <w:t>9</w:t>
-        </w:r>
-      </w:hyperlink>
+      <w:r>
+        <w:rPr>
+          <w:lang w:val="hi_IN" w:bidi="hi_IN"/>
+        </w:rPr>
+        <w:t>9</w:t>
+      </w:r>
       <w:r>
         <w:rPr>
           <w:lang w:val="hi_IN" w:bidi="hi_IN"/>
         </w:rPr>
         <w:t xml:space="preserve">, </w:t>
       </w:r>
-      <w:hyperlink r:id="rId35">
-        <w:r>
-          <w:rPr>
-            <w:lang w:val="hi_IN" w:bidi="hi_IN"/>
-          </w:rPr>
-          <w:rPr>
-            <w:color w:val="0000EE"/>
-            <w:u w:val="single"/>
-          </w:rPr>
-          <w:t>13</w:t>
-        </w:r>
-      </w:hyperlink>
+      <w:r>
+        <w:rPr>
+          <w:lang w:val="hi_IN" w:bidi="hi_IN"/>
+        </w:rPr>
+        <w:t>13</w:t>
+      </w:r>
       <w:r>
         <w:rPr>
           <w:lang w:val="hi_IN" w:bidi="hi_IN"/>
         </w:rPr>
         <w:t xml:space="preserve">, </w:t>
       </w:r>
-      <w:hyperlink r:id="rId36">
-        <w:r>
-          <w:rPr>
-            <w:lang w:val="hi_IN" w:bidi="hi_IN"/>
-          </w:rPr>
-          <w:rPr>
-            <w:color w:val="0000EE"/>
-            <w:u w:val="single"/>
-          </w:rPr>
-          <w:t>19</w:t>
-        </w:r>
-      </w:hyperlink>
+      <w:r>
+        <w:rPr>
+          <w:lang w:val="hi_IN" w:bidi="hi_IN"/>
+        </w:rPr>
+        <w:t>19</w:t>
+      </w:r>
       <w:r>
         <w:rPr>
           <w:lang w:val="hi_IN" w:bidi="hi_IN"/>
         </w:rPr>
         <w:t xml:space="preserve">), क्योंकि मन्दिर के संगीत अगुवे लेवी थे (देखें </w:t>
       </w:r>
-      <w:hyperlink r:id="rId37">
-        <w:r>
-          <w:rPr>
-            <w:lang w:val="hi_IN" w:bidi="hi_IN"/>
-          </w:rPr>
-          <w:rPr>
-            <w:color w:val="0000EE"/>
-            <w:u w:val="single"/>
-          </w:rPr>
-          <w:t>1 इति 6:31–47</w:t>
-        </w:r>
-      </w:hyperlink>
+      <w:r>
+        <w:rPr>
+          <w:lang w:val="hi_IN" w:bidi="hi_IN"/>
+        </w:rPr>
+        <w:t>1 इति 6:31–47</w:t>
+      </w:r>
       <w:r>
         <w:rPr>
           <w:lang w:val="hi_IN" w:bidi="hi_IN"/>
         </w:rPr>
         <w:t xml:space="preserve">; </w:t>
       </w:r>
-      <w:hyperlink r:id="rId38">
-        <w:r>
-          <w:rPr>
-            <w:lang w:val="hi_IN" w:bidi="hi_IN"/>
-          </w:rPr>
-          <w:rPr>
-            <w:color w:val="0000EE"/>
-            <w:u w:val="single"/>
-          </w:rPr>
-          <w:t>25:1–31</w:t>
-        </w:r>
-      </w:hyperlink>
+      <w:r>
+        <w:rPr>
+          <w:lang w:val="hi_IN" w:bidi="hi_IN"/>
+        </w:rPr>
+        <w:t>25:1–31</w:t>
+      </w:r>
       <w:r>
         <w:rPr>
           <w:lang w:val="hi_IN" w:bidi="hi_IN"/>
@@ -970,54 +808,36 @@
         </w:rPr>
         <w:t>हबक्कूक की भविष्यवाणी की तिथि अनिश्चित है। पुस्तक में उल्लिखित परिस्थितियाँ यहूदा के इतिहास के अंत के समय के साथ सबसे अच्छी तरह मेल खाती हैं, लेकिन बाबेल के तरफ यहूदा के बँधुआई से पहले; इसलिए, भविष्यवाणी की तिथि संभवतः लगभग ई.पू. 645 (मनश्शे के शासनकाल के अंत के निकट) और ई.पू. 605 (यहूदा पर बाबेल के पहले आक्रमण) के बीच है। सामाजिक अन्याय के बारे में हबक्कूक की शिकायत (</w:t>
       </w:r>
-      <w:hyperlink r:id="rId24">
-        <w:r>
-          <w:rPr>
-            <w:lang w:val="hi_IN" w:bidi="hi_IN"/>
-          </w:rPr>
-          <w:rPr>
-            <w:color w:val="0000EE"/>
-            <w:u w:val="single"/>
-          </w:rPr>
-          <w:t>हब 1:2–4</w:t>
-        </w:r>
-      </w:hyperlink>
+      <w:r>
+        <w:rPr>
+          <w:lang w:val="hi_IN" w:bidi="hi_IN"/>
+        </w:rPr>
+        <w:t>हब 1:2–4</w:t>
+      </w:r>
       <w:r>
         <w:rPr>
           <w:lang w:val="hi_IN" w:bidi="hi_IN"/>
         </w:rPr>
         <w:t>) और नव-बाबेली साम्राज्य पर उनका ध्यान (</w:t>
       </w:r>
-      <w:hyperlink r:id="rId25">
-        <w:r>
-          <w:rPr>
-            <w:lang w:val="hi_IN" w:bidi="hi_IN"/>
-          </w:rPr>
-          <w:rPr>
-            <w:color w:val="0000EE"/>
-            <w:u w:val="single"/>
-          </w:rPr>
-          <w:t>1:5–11</w:t>
-        </w:r>
-      </w:hyperlink>
+      <w:r>
+        <w:rPr>
+          <w:lang w:val="hi_IN" w:bidi="hi_IN"/>
+        </w:rPr>
+        <w:t>1:5–11</w:t>
+      </w:r>
       <w:r>
         <w:rPr>
           <w:lang w:val="hi_IN" w:bidi="hi_IN"/>
         </w:rPr>
         <w:t xml:space="preserve">; </w:t>
       </w:r>
-      <w:hyperlink r:id="rId28">
-        <w:r>
-          <w:rPr>
-            <w:lang w:val="hi_IN" w:bidi="hi_IN"/>
-          </w:rPr>
-          <w:rPr>
-            <w:color w:val="0000EE"/>
-            <w:u w:val="single"/>
-          </w:rPr>
-          <w:t>2:6–20</w:t>
-        </w:r>
-      </w:hyperlink>
+      <w:r>
+        <w:rPr>
+          <w:lang w:val="hi_IN" w:bidi="hi_IN"/>
+        </w:rPr>
+        <w:t>2:6–20</w:t>
+      </w:r>
       <w:r>
         <w:rPr>
           <w:lang w:val="hi_IN" w:bidi="hi_IN"/>
@@ -1038,90 +858,60 @@
         </w:rPr>
         <w:t>एक अधिक विशिष्ट तिथि के संबंध में, तीन सामान्य स्थितियाँ सामने आई हैं। (1) कई लोग पुस्तक को राजा यहोयाकीम (ई.पू. 609–598) के समय का मानते हैं, जिसके बुरे स्वभाव और दुष्ट कार्यों (</w:t>
       </w:r>
-      <w:hyperlink r:id="rId39">
-        <w:r>
-          <w:rPr>
-            <w:lang w:val="hi_IN" w:bidi="hi_IN"/>
-          </w:rPr>
-          <w:rPr>
-            <w:color w:val="0000EE"/>
-            <w:u w:val="single"/>
-          </w:rPr>
-          <w:t>2 रा 24:1–3</w:t>
-        </w:r>
-      </w:hyperlink>
+      <w:r>
+        <w:rPr>
+          <w:lang w:val="hi_IN" w:bidi="hi_IN"/>
+        </w:rPr>
+        <w:t>2 रा 24:1–3</w:t>
+      </w:r>
       <w:r>
         <w:rPr>
           <w:lang w:val="hi_IN" w:bidi="hi_IN"/>
         </w:rPr>
         <w:t>) ने निंदा करने वाली भविष्यवाणियाँ (</w:t>
       </w:r>
-      <w:hyperlink r:id="rId40">
-        <w:r>
-          <w:rPr>
-            <w:lang w:val="hi_IN" w:bidi="hi_IN"/>
-          </w:rPr>
-          <w:rPr>
-            <w:color w:val="0000EE"/>
-            <w:u w:val="single"/>
-          </w:rPr>
-          <w:t>यिर्म 22:18–19</w:t>
-        </w:r>
-      </w:hyperlink>
+      <w:r>
+        <w:rPr>
+          <w:lang w:val="hi_IN" w:bidi="hi_IN"/>
+        </w:rPr>
+        <w:t>यिर्म 22:18–19</w:t>
+      </w:r>
       <w:r>
         <w:rPr>
           <w:lang w:val="hi_IN" w:bidi="hi_IN"/>
         </w:rPr>
         <w:t xml:space="preserve">; </w:t>
       </w:r>
-      <w:hyperlink r:id="rId41">
-        <w:r>
-          <w:rPr>
-            <w:lang w:val="hi_IN" w:bidi="hi_IN"/>
-          </w:rPr>
-          <w:rPr>
-            <w:color w:val="0000EE"/>
-            <w:u w:val="single"/>
-          </w:rPr>
-          <w:t>26:3–6</w:t>
-        </w:r>
-      </w:hyperlink>
+      <w:r>
+        <w:rPr>
+          <w:lang w:val="hi_IN" w:bidi="hi_IN"/>
+        </w:rPr>
+        <w:t>26:3–6</w:t>
+      </w:r>
       <w:r>
         <w:rPr>
           <w:lang w:val="hi_IN" w:bidi="hi_IN"/>
         </w:rPr>
         <w:t xml:space="preserve">; </w:t>
       </w:r>
-      <w:hyperlink r:id="rId42">
-        <w:r>
-          <w:rPr>
-            <w:lang w:val="hi_IN" w:bidi="hi_IN"/>
-          </w:rPr>
-          <w:rPr>
-            <w:color w:val="0000EE"/>
-            <w:u w:val="single"/>
-          </w:rPr>
-          <w:t>36:27–32</w:t>
-        </w:r>
-      </w:hyperlink>
+      <w:r>
+        <w:rPr>
+          <w:lang w:val="hi_IN" w:bidi="hi_IN"/>
+        </w:rPr>
+        <w:t>36:27–32</w:t>
+      </w:r>
       <w:r>
         <w:rPr>
           <w:lang w:val="hi_IN" w:bidi="hi_IN"/>
         </w:rPr>
         <w:t>) और बाबेली आक्रमण के खतरे (</w:t>
       </w:r>
-      <w:hyperlink r:id="rId43">
-        <w:r>
-          <w:rPr>
-            <w:lang w:val="hi_IN" w:bidi="hi_IN"/>
-          </w:rPr>
-          <w:rPr>
-            <w:color w:val="0000EE"/>
-            <w:u w:val="single"/>
-          </w:rPr>
-          <w:t>यिर्म 25</w:t>
-        </w:r>
-      </w:hyperlink>
+      <w:r>
+        <w:rPr>
+          <w:lang w:val="hi_IN" w:bidi="hi_IN"/>
+        </w:rPr>
+        <w:t>यिर्म 25</w:t>
+      </w:r>
       <w:r>
         <w:rPr>
           <w:lang w:val="hi_IN" w:bidi="hi_IN"/>
@@ -1140,108 +930,72 @@
         </w:rPr>
         <w:t>का सामना किया (</w:t>
       </w:r>
-      <w:hyperlink r:id="rId44">
-        <w:r>
-          <w:rPr>
-            <w:lang w:val="hi_IN" w:bidi="hi_IN"/>
-          </w:rPr>
-          <w:rPr>
-            <w:color w:val="0000EE"/>
-            <w:u w:val="single"/>
-          </w:rPr>
-          <w:t>2 इति 34:1–7</w:t>
-        </w:r>
-      </w:hyperlink>
+      <w:r>
+        <w:rPr>
+          <w:lang w:val="hi_IN" w:bidi="hi_IN"/>
+        </w:rPr>
+        <w:t>2 इति 34:1–7</w:t>
+      </w:r>
       <w:r>
         <w:rPr>
           <w:lang w:val="hi_IN" w:bidi="hi_IN"/>
         </w:rPr>
         <w:t>)। (3) फिर भी अन्य पारंपरिक यहूदियों के दृष्टिकोण का समर्थन करते हैं कि हबक्कूक मनश्शे (686–642 ई.पू.) के स्वतंत्र शासनकाल के दौरान जीवित थे, जिनकी दुष्टता (</w:t>
       </w:r>
-      <w:hyperlink r:id="rId45">
-        <w:r>
-          <w:rPr>
-            <w:lang w:val="hi_IN" w:bidi="hi_IN"/>
-          </w:rPr>
-          <w:rPr>
-            <w:color w:val="0000EE"/>
-            <w:u w:val="single"/>
-          </w:rPr>
-          <w:t>2 रा 21:16–17</w:t>
-        </w:r>
-      </w:hyperlink>
+      <w:r>
+        <w:rPr>
+          <w:lang w:val="hi_IN" w:bidi="hi_IN"/>
+        </w:rPr>
+        <w:t>2 रा 21:16–17</w:t>
+      </w:r>
       <w:r>
         <w:rPr>
           <w:lang w:val="hi_IN" w:bidi="hi_IN"/>
         </w:rPr>
         <w:t>) और कनानी आराधना और अन्यजाति अनुष्ठानों की पुनःस्थापना (</w:t>
       </w:r>
-      <w:hyperlink r:id="rId46">
-        <w:r>
-          <w:rPr>
-            <w:lang w:val="hi_IN" w:bidi="hi_IN"/>
-          </w:rPr>
-          <w:rPr>
-            <w:color w:val="0000EE"/>
-            <w:u w:val="single"/>
-          </w:rPr>
-          <w:t>2 रा 21:1–11</w:t>
-        </w:r>
-      </w:hyperlink>
+      <w:r>
+        <w:rPr>
+          <w:lang w:val="hi_IN" w:bidi="hi_IN"/>
+        </w:rPr>
+        <w:t>2 रा 21:1–11</w:t>
+      </w:r>
       <w:r>
         <w:rPr>
           <w:lang w:val="hi_IN" w:bidi="hi_IN"/>
         </w:rPr>
         <w:t xml:space="preserve">; </w:t>
       </w:r>
-      <w:hyperlink r:id="rId47">
-        <w:r>
-          <w:rPr>
-            <w:lang w:val="hi_IN" w:bidi="hi_IN"/>
-          </w:rPr>
-          <w:rPr>
-            <w:color w:val="0000EE"/>
-            <w:u w:val="single"/>
-          </w:rPr>
-          <w:t>2 इति 33:1–9</w:t>
-        </w:r>
-      </w:hyperlink>
+      <w:r>
+        <w:rPr>
+          <w:lang w:val="hi_IN" w:bidi="hi_IN"/>
+        </w:rPr>
+        <w:t>2 इति 33:1–9</w:t>
+      </w:r>
       <w:r>
         <w:rPr>
           <w:lang w:val="hi_IN" w:bidi="hi_IN"/>
         </w:rPr>
         <w:t xml:space="preserve">, </w:t>
       </w:r>
-      <w:hyperlink r:id="rId48">
-        <w:r>
-          <w:rPr>
-            <w:lang w:val="hi_IN" w:bidi="hi_IN"/>
-          </w:rPr>
-          <w:rPr>
-            <w:color w:val="0000EE"/>
-            <w:u w:val="single"/>
-          </w:rPr>
-          <w:t>19–20</w:t>
-        </w:r>
-      </w:hyperlink>
+      <w:r>
+        <w:rPr>
+          <w:lang w:val="hi_IN" w:bidi="hi_IN"/>
+        </w:rPr>
+        <w:t>19–20</w:t>
+      </w:r>
       <w:r>
         <w:rPr>
           <w:lang w:val="hi_IN" w:bidi="hi_IN"/>
         </w:rPr>
         <w:t>) ने परमेश्वर की यहूदा के विनाश की घोषणा का कारण बना (</w:t>
       </w:r>
-      <w:hyperlink r:id="rId49">
-        <w:r>
-          <w:rPr>
-            <w:lang w:val="hi_IN" w:bidi="hi_IN"/>
-          </w:rPr>
-          <w:rPr>
-            <w:color w:val="0000EE"/>
-            <w:u w:val="single"/>
-          </w:rPr>
-          <w:t>2 रा 21:12–15</w:t>
-        </w:r>
-      </w:hyperlink>
+      <w:r>
+        <w:rPr>
+          <w:lang w:val="hi_IN" w:bidi="hi_IN"/>
+        </w:rPr>
+        <w:t>2 रा 21:12–15</w:t>
+      </w:r>
       <w:r>
         <w:rPr>
           <w:lang w:val="hi_IN" w:bidi="hi_IN"/>
@@ -1299,36 +1053,24 @@
         </w:rPr>
         <w:t>को एक उचित और निर्दोष निष्कर्ष पर लाएंगे (</w:t>
       </w:r>
-      <w:hyperlink r:id="rId50">
-        <w:r>
-          <w:rPr>
-            <w:lang w:val="hi_IN" w:bidi="hi_IN"/>
-          </w:rPr>
-          <w:rPr>
-            <w:color w:val="0000EE"/>
-            <w:u w:val="single"/>
-          </w:rPr>
-          <w:t>हब 2:2–3</w:t>
-        </w:r>
-      </w:hyperlink>
+      <w:r>
+        <w:rPr>
+          <w:lang w:val="hi_IN" w:bidi="hi_IN"/>
+        </w:rPr>
+        <w:t>हब 2:2–3</w:t>
+      </w:r>
       <w:r>
         <w:rPr>
           <w:lang w:val="hi_IN" w:bidi="hi_IN"/>
         </w:rPr>
         <w:t xml:space="preserve">, </w:t>
       </w:r>
-      <w:hyperlink r:id="rId51">
-        <w:r>
-          <w:rPr>
-            <w:lang w:val="hi_IN" w:bidi="hi_IN"/>
-          </w:rPr>
-          <w:rPr>
-            <w:color w:val="0000EE"/>
-            <w:u w:val="single"/>
-          </w:rPr>
-          <w:t>14</w:t>
-        </w:r>
-      </w:hyperlink>
+      <w:r>
+        <w:rPr>
+          <w:lang w:val="hi_IN" w:bidi="hi_IN"/>
+        </w:rPr>
+        <w:t>14</w:t>
+      </w:r>
       <w:r>
         <w:rPr>
           <w:lang w:val="hi_IN" w:bidi="hi_IN"/>
@@ -1349,18 +1091,12 @@
         </w:rPr>
         <w:t xml:space="preserve">बाबेली ने उस कठोर शक्ति की उपासना की जिसने उन्हें समृद्धि दी। परमेश्वर के बाबेली के विरुद्ध आरोप पाठकों को याद दिलाते हैं कि केवल परमेश्वर की ही आराधना करनी चाहिए (तुलना करें </w:t>
       </w:r>
-      <w:hyperlink r:id="rId52">
-        <w:r>
-          <w:rPr>
-            <w:lang w:val="hi_IN" w:bidi="hi_IN"/>
-          </w:rPr>
-          <w:rPr>
-            <w:color w:val="0000EE"/>
-            <w:u w:val="single"/>
-          </w:rPr>
-          <w:t>1 यूह 5:21</w:t>
-        </w:r>
-      </w:hyperlink>
+      <w:r>
+        <w:rPr>
+          <w:lang w:val="hi_IN" w:bidi="hi_IN"/>
+        </w:rPr>
+        <w:t>1 यूह 5:21</w:t>
+      </w:r>
       <w:r>
         <w:rPr>
           <w:lang w:val="hi_IN" w:bidi="hi_IN"/>
@@ -1381,162 +1117,108 @@
         </w:rPr>
         <w:t>परमेश्वर का संदेश हबक्कूक के लिए यह भी जोर देता है कि विश्वासियों का पवित्र जीवन और विश्वासयोग्यता, परमेश्वर के नैतिक मानकों को पुनः उत्पन्न करना चाहिए (</w:t>
       </w:r>
-      <w:hyperlink r:id="rId53">
-        <w:r>
-          <w:rPr>
-            <w:lang w:val="hi_IN" w:bidi="hi_IN"/>
-          </w:rPr>
-          <w:rPr>
-            <w:color w:val="0000EE"/>
-            <w:u w:val="single"/>
-          </w:rPr>
-          <w:t>हब 1:12</w:t>
-        </w:r>
-      </w:hyperlink>
+      <w:r>
+        <w:rPr>
+          <w:lang w:val="hi_IN" w:bidi="hi_IN"/>
+        </w:rPr>
+        <w:t>हब 1:12</w:t>
+      </w:r>
       <w:r>
         <w:rPr>
           <w:lang w:val="hi_IN" w:bidi="hi_IN"/>
         </w:rPr>
         <w:t xml:space="preserve">; </w:t>
       </w:r>
-      <w:hyperlink r:id="rId54">
-        <w:r>
-          <w:rPr>
-            <w:lang w:val="hi_IN" w:bidi="hi_IN"/>
-          </w:rPr>
-          <w:rPr>
-            <w:color w:val="0000EE"/>
-            <w:u w:val="single"/>
-          </w:rPr>
-          <w:t>2:4</w:t>
-        </w:r>
-      </w:hyperlink>
+      <w:r>
+        <w:rPr>
+          <w:lang w:val="hi_IN" w:bidi="hi_IN"/>
+        </w:rPr>
+        <w:t>2:4</w:t>
+      </w:r>
       <w:r>
         <w:rPr>
           <w:lang w:val="hi_IN" w:bidi="hi_IN"/>
         </w:rPr>
         <w:t>)। जो लोग भरोसा करते हैं और सक्रिय रूप से परमेश्वर की सेवा करते हैं, वे प्रभु में आनन्दित हो सकेंगे (</w:t>
       </w:r>
-      <w:hyperlink r:id="rId55">
-        <w:r>
-          <w:rPr>
-            <w:lang w:val="hi_IN" w:bidi="hi_IN"/>
-          </w:rPr>
-          <w:rPr>
-            <w:color w:val="0000EE"/>
-            <w:u w:val="single"/>
-          </w:rPr>
-          <w:t>3:18</w:t>
-        </w:r>
-      </w:hyperlink>
+      <w:r>
+        <w:rPr>
+          <w:lang w:val="hi_IN" w:bidi="hi_IN"/>
+        </w:rPr>
+        <w:t>3:18</w:t>
+      </w:r>
       <w:r>
         <w:rPr>
           <w:lang w:val="hi_IN" w:bidi="hi_IN"/>
         </w:rPr>
         <w:t xml:space="preserve">; </w:t>
       </w:r>
-      <w:hyperlink r:id="rId56">
-        <w:r>
-          <w:rPr>
-            <w:lang w:val="hi_IN" w:bidi="hi_IN"/>
-          </w:rPr>
-          <w:rPr>
-            <w:color w:val="0000EE"/>
-            <w:u w:val="single"/>
-          </w:rPr>
-          <w:t>फिलि 4:4</w:t>
-        </w:r>
-      </w:hyperlink>
+      <w:r>
+        <w:rPr>
+          <w:lang w:val="hi_IN" w:bidi="hi_IN"/>
+        </w:rPr>
+        <w:t>फिलि 4:4</w:t>
+      </w:r>
       <w:r>
         <w:rPr>
           <w:lang w:val="hi_IN" w:bidi="hi_IN"/>
         </w:rPr>
         <w:t>) और किसी भी परिस्थिति में विजयी जीवन जी सकेंगे (</w:t>
       </w:r>
-      <w:hyperlink r:id="rId57">
-        <w:r>
-          <w:rPr>
-            <w:lang w:val="hi_IN" w:bidi="hi_IN"/>
-          </w:rPr>
-          <w:rPr>
-            <w:color w:val="0000EE"/>
-            <w:u w:val="single"/>
-          </w:rPr>
-          <w:t>हब 2:20</w:t>
-        </w:r>
-      </w:hyperlink>
+      <w:r>
+        <w:rPr>
+          <w:lang w:val="hi_IN" w:bidi="hi_IN"/>
+        </w:rPr>
+        <w:t>हब 2:20</w:t>
+      </w:r>
       <w:r>
         <w:rPr>
           <w:lang w:val="hi_IN" w:bidi="hi_IN"/>
         </w:rPr>
         <w:t xml:space="preserve">; </w:t>
       </w:r>
-      <w:hyperlink r:id="rId31">
-        <w:r>
-          <w:rPr>
-            <w:lang w:val="hi_IN" w:bidi="hi_IN"/>
-          </w:rPr>
-          <w:rPr>
-            <w:color w:val="0000EE"/>
-            <w:u w:val="single"/>
-          </w:rPr>
-          <w:t>3:16–19</w:t>
-        </w:r>
-      </w:hyperlink>
+      <w:r>
+        <w:rPr>
+          <w:lang w:val="hi_IN" w:bidi="hi_IN"/>
+        </w:rPr>
+        <w:t>3:16–19</w:t>
+      </w:r>
       <w:r>
         <w:rPr>
           <w:lang w:val="hi_IN" w:bidi="hi_IN"/>
         </w:rPr>
         <w:t xml:space="preserve">; साथ ही देखें </w:t>
       </w:r>
-      <w:hyperlink r:id="rId58">
-        <w:r>
-          <w:rPr>
-            <w:lang w:val="hi_IN" w:bidi="hi_IN"/>
-          </w:rPr>
-          <w:rPr>
-            <w:color w:val="0000EE"/>
-            <w:u w:val="single"/>
-          </w:rPr>
-          <w:t>रोम 1:16–17</w:t>
-        </w:r>
-      </w:hyperlink>
+      <w:r>
+        <w:rPr>
+          <w:lang w:val="hi_IN" w:bidi="hi_IN"/>
+        </w:rPr>
+        <w:t>रोम 1:16–17</w:t>
+      </w:r>
       <w:r>
         <w:rPr>
           <w:lang w:val="hi_IN" w:bidi="hi_IN"/>
         </w:rPr>
         <w:t xml:space="preserve">; </w:t>
       </w:r>
-      <w:hyperlink r:id="rId59">
-        <w:r>
-          <w:rPr>
-            <w:lang w:val="hi_IN" w:bidi="hi_IN"/>
-          </w:rPr>
-          <w:rPr>
-            <w:color w:val="0000EE"/>
-            <w:u w:val="single"/>
-          </w:rPr>
-          <w:t>गला 3:11</w:t>
-        </w:r>
-      </w:hyperlink>
+      <w:r>
+        <w:rPr>
+          <w:lang w:val="hi_IN" w:bidi="hi_IN"/>
+        </w:rPr>
+        <w:t>गला 3:11</w:t>
+      </w:r>
       <w:r>
         <w:rPr>
           <w:lang w:val="hi_IN" w:bidi="hi_IN"/>
         </w:rPr>
         <w:t xml:space="preserve">; </w:t>
       </w:r>
-      <w:hyperlink r:id="rId60">
-        <w:r>
-          <w:rPr>
-            <w:lang w:val="hi_IN" w:bidi="hi_IN"/>
-          </w:rPr>
-          <w:rPr>
-            <w:color w:val="0000EE"/>
-            <w:u w:val="single"/>
-          </w:rPr>
-          <w:t>इब्रा 10:35–39</w:t>
-        </w:r>
-      </w:hyperlink>
+      <w:r>
+        <w:rPr>
+          <w:lang w:val="hi_IN" w:bidi="hi_IN"/>
+        </w:rPr>
+        <w:t>इब्रा 10:35–39</w:t>
+      </w:r>
       <w:r>
         <w:rPr>
           <w:lang w:val="hi_IN" w:bidi="hi_IN"/>
